--- a/REI-Recogida-de-datos/04 - Fase 3 - Informe.docx
+++ b/REI-Recogida-de-datos/04 - Fase 3 - Informe.docx
@@ -176,6 +176,11 @@
       </w:r>
     </w:p>
     <w:p>
+      <w:r>
+        <w:t>Apunteu les dades dels companys que creieu que s’ajusta a la vostra ampolla:</w:t>
+      </w:r>
+    </w:p>
+    <w:p>
       <w:pPr>
         <w:rPr>
           <w:rFonts w:ascii="Ink Free" w:eastAsia="Century" w:hAnsi="Ink Free" w:cs="Century"/>
@@ -357,6 +362,11 @@
       </w:r>
     </w:p>
     <w:p>
+      <w:r>
+        <w:t>Estimeu el nombre de boles de cada color que podem deduir amb la recollida conjunta:</w:t>
+      </w:r>
+    </w:p>
+    <w:p>
       <w:pPr>
         <w:spacing w:after="0"/>
         <w:rPr>
@@ -397,9 +407,9 @@
           </w14:textOutline>
         </w:rPr>
         <w:drawing>
-          <wp:inline distT="0" distB="0" distL="0" distR="0" wp14:anchorId="4F28ECEA" wp14:editId="6A0BC17D">
-            <wp:extent cx="4794380" cy="4028342"/>
-            <wp:effectExtent l="0" t="0" r="6350" b="0"/>
+          <wp:inline distT="0" distB="0" distL="0" distR="0" wp14:anchorId="4F28ECEA" wp14:editId="3E16B050">
+            <wp:extent cx="4793741" cy="3824416"/>
+            <wp:effectExtent l="0" t="0" r="6985" b="5080"/>
             <wp:docPr id="893400442" name="Picture 5"/>
             <wp:cNvGraphicFramePr>
               <a:graphicFrameLocks xmlns:a="http://schemas.openxmlformats.org/drawingml/2006/main" noChangeAspect="1"/>
@@ -429,7 +439,7 @@
                   <pic:spPr bwMode="auto">
                     <a:xfrm>
                       <a:off x="0" y="0"/>
-                      <a:ext cx="4822205" cy="4051721"/>
+                      <a:ext cx="4823988" cy="3848547"/>
                     </a:xfrm>
                     <a:prstGeom prst="rect">
                       <a:avLst/>
@@ -494,30 +504,16 @@
         <w:t xml:space="preserve"> nivell </w:t>
       </w:r>
       <w:r>
-        <w:t>de confiança sobre les vostres hipòtesis:</w:t>
+        <w:t>de confiança sobre les vostres hipòtesis</w:t>
+      </w:r>
+      <w:r>
+        <w:t xml:space="preserve"> finals</w:t>
+      </w:r>
+      <w:r>
+        <w:t>:</w:t>
       </w:r>
     </w:p>
-    <w:p/>
     <w:p>
-      <w:pPr>
-        <w:spacing w:after="0"/>
-        <w:rPr>
-          <w:rFonts w:ascii="Ink Free" w:eastAsia="Century" w:hAnsi="Ink Free" w:cs="Century"/>
-          <w:color w:val="4472C4" w:themeColor="accent1"/>
-          <w:sz w:val="52"/>
-          <w:szCs w:val="52"/>
-          <w14:shadow w14:blurRad="38100" w14:dist="25400" w14:dir="5400000" w14:sx="100000" w14:sy="100000" w14:kx="0" w14:ky="0" w14:algn="ctr">
-            <w14:srgbClr w14:val="6E747A">
-              <w14:alpha w14:val="57000"/>
-            </w14:srgbClr>
-          </w14:shadow>
-          <w14:textOutline w14:w="0" w14:cap="flat" w14:cmpd="sng" w14:algn="ctr">
-            <w14:noFill/>
-            <w14:prstDash w14:val="solid"/>
-            <w14:round/>
-          </w14:textOutline>
-        </w:rPr>
-      </w:pPr>
       <w:r>
         <w:rPr>
           <w:noProof/>
@@ -525,13 +521,13 @@
         <mc:AlternateContent>
           <mc:Choice Requires="wps">
             <w:drawing>
-              <wp:anchor distT="0" distB="0" distL="114300" distR="114300" simplePos="0" relativeHeight="251680768" behindDoc="0" locked="0" layoutInCell="1" allowOverlap="1" wp14:anchorId="1DC2C5CE" wp14:editId="612BA676">
+              <wp:anchor distT="0" distB="0" distL="114300" distR="114300" simplePos="0" relativeHeight="251680768" behindDoc="0" locked="0" layoutInCell="1" allowOverlap="1" wp14:anchorId="1DC2C5CE" wp14:editId="4E4ADB13">
                 <wp:simplePos x="0" y="0"/>
                 <wp:positionH relativeFrom="column">
-                  <wp:posOffset>53249</wp:posOffset>
+                  <wp:align>left</wp:align>
                 </wp:positionH>
                 <wp:positionV relativeFrom="paragraph">
-                  <wp:posOffset>420824</wp:posOffset>
+                  <wp:posOffset>296802</wp:posOffset>
                 </wp:positionV>
                 <wp:extent cx="4800600" cy="495300"/>
                 <wp:effectExtent l="0" t="0" r="0" b="0"/>
@@ -626,7 +622,7 @@
                 <v:stroke joinstyle="miter"/>
                 <v:path gradientshapeok="t" o:connecttype="rect"/>
               </v:shapetype>
-              <v:shape id="Text Box 1" o:spid="_x0000_s1026" type="#_x0000_t202" style="position:absolute;margin-left:4.2pt;margin-top:33.15pt;width:378pt;height:39pt;z-index:251680768;visibility:visible;mso-wrap-style:square;mso-width-percent:0;mso-height-percent:0;mso-wrap-distance-left:9pt;mso-wrap-distance-top:0;mso-wrap-distance-right:9pt;mso-wrap-distance-bottom:0;mso-position-horizontal:absolute;mso-position-horizontal-relative:text;mso-position-vertical:absolute;mso-position-vertical-relative:text;mso-width-percent:0;mso-height-percent:0;mso-width-relative:margin;mso-height-relative:margin;v-text-anchor:top" o:gfxdata="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" fillcolor="white [3201]" stroked="f" strokeweight=".5pt">
+              <v:shape id="Text Box 1" o:spid="_x0000_s1026" type="#_x0000_t202" style="position:absolute;margin-left:0;margin-top:23.35pt;width:378pt;height:39pt;z-index:251680768;visibility:visible;mso-wrap-style:square;mso-width-percent:0;mso-height-percent:0;mso-wrap-distance-left:9pt;mso-wrap-distance-top:0;mso-wrap-distance-right:9pt;mso-wrap-distance-bottom:0;mso-position-horizontal:left;mso-position-horizontal-relative:text;mso-position-vertical:absolute;mso-position-vertical-relative:text;mso-width-percent:0;mso-height-percent:0;mso-width-relative:margin;mso-height-relative:margin;v-text-anchor:top" o:gfxdata="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" fillcolor="white [3201]" stroked="f" strokeweight=".5pt">
                 <v:textbox>
                   <w:txbxContent>
                     <w:p>
@@ -684,13 +680,13 @@
         <mc:AlternateContent>
           <mc:Choice Requires="wps">
             <w:drawing>
-              <wp:anchor distT="0" distB="0" distL="114300" distR="114300" simplePos="0" relativeHeight="251681792" behindDoc="0" locked="0" layoutInCell="1" allowOverlap="1" wp14:anchorId="5BFC566C" wp14:editId="31AF7DB1">
+              <wp:anchor distT="0" distB="0" distL="114300" distR="114300" simplePos="0" relativeHeight="251681792" behindDoc="0" locked="0" layoutInCell="1" allowOverlap="1" wp14:anchorId="5BFC566C" wp14:editId="1292A82A">
                 <wp:simplePos x="0" y="0"/>
                 <wp:positionH relativeFrom="column">
-                  <wp:posOffset>477157</wp:posOffset>
+                  <wp:posOffset>477056</wp:posOffset>
                 </wp:positionH>
                 <wp:positionV relativeFrom="paragraph">
-                  <wp:posOffset>175804</wp:posOffset>
+                  <wp:posOffset>105324</wp:posOffset>
                 </wp:positionV>
                 <wp:extent cx="3586843" cy="0"/>
                 <wp:effectExtent l="57150" t="57150" r="71120" b="57150"/>
@@ -743,7 +739,7 @@
           </mc:Choice>
           <mc:Fallback>
             <w:pict>
-              <v:line w14:anchorId="572985FB" id="Straight Connector 2" o:spid="_x0000_s1026" style="position:absolute;flip:y;z-index:251681792;visibility:visible;mso-wrap-style:square;mso-height-percent:0;mso-wrap-distance-left:9pt;mso-wrap-distance-top:0;mso-wrap-distance-right:9pt;mso-wrap-distance-bottom:0;mso-position-horizontal:absolute;mso-position-horizontal-relative:text;mso-position-vertical:absolute;mso-position-vertical-relative:text;mso-height-percent:0;mso-height-relative:margin" from="37.55pt,13.85pt" to="320pt,13.85pt" o:gfxdata="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" strokecolor="black [3213]" strokeweight="2.25pt">
+              <v:line w14:anchorId="06AEE858" id="Straight Connector 2" o:spid="_x0000_s1026" style="position:absolute;flip:y;z-index:251681792;visibility:visible;mso-wrap-style:square;mso-height-percent:0;mso-wrap-distance-left:9pt;mso-wrap-distance-top:0;mso-wrap-distance-right:9pt;mso-wrap-distance-bottom:0;mso-position-horizontal:absolute;mso-position-horizontal-relative:text;mso-position-vertical:absolute;mso-position-vertical-relative:text;mso-height-percent:0;mso-height-relative:margin" from="37.55pt,8.3pt" to="320pt,8.3pt" o:gfxdata="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" strokecolor="black [3213]" strokeweight="2.25pt">
                 <v:stroke startarrow="oval" endarrow="oval" joinstyle="miter"/>
               </v:line>
             </w:pict>
@@ -2390,7 +2386,7 @@
   <w:style w:type="paragraph" w:default="1" w:styleId="Normal">
     <w:name w:val="Normal"/>
     <w:qFormat/>
-    <w:rsid w:val="00C30799"/>
+    <w:rsid w:val="006D12B4"/>
   </w:style>
   <w:style w:type="paragraph" w:styleId="Heading1">
     <w:name w:val="heading 1"/>

--- a/REI-Recogida-de-datos/04 - Fase 3 - Informe.docx
+++ b/REI-Recogida-de-datos/04 - Fase 3 - Informe.docx
@@ -6,14 +6,17 @@
       <w:pPr>
         <w:spacing w:line="480" w:lineRule="auto"/>
       </w:pPr>
+    </w:p>
+    <w:p>
+      <w:pPr>
+        <w:spacing w:line="480" w:lineRule="auto"/>
+      </w:pPr>
       <w:r>
         <w:t>Data:</w:t>
       </w:r>
-    </w:p>
-    <w:p>
-      <w:pPr>
-        <w:spacing w:line="480" w:lineRule="auto"/>
-      </w:pPr>
+      <w:r>
+        <w:t xml:space="preserve">                                                    </w:t>
+      </w:r>
       <w:r>
         <w:t xml:space="preserve">Número d’ampolla: </w:t>
       </w:r>
@@ -37,9 +40,6 @@
           <w:numId w:val="7"/>
         </w:numPr>
       </w:pPr>
-      <w:r>
-        <w:t xml:space="preserve"> </w:t>
-      </w:r>
     </w:p>
     <w:p>
       <w:pPr>
@@ -49,9 +49,6 @@
           <w:numId w:val="7"/>
         </w:numPr>
       </w:pPr>
-      <w:r>
-        <w:t xml:space="preserve"> </w:t>
-      </w:r>
     </w:p>
     <w:p>
       <w:pPr>
@@ -62,7 +59,16 @@
         </w:numPr>
       </w:pPr>
       <w:r>
-        <w:t xml:space="preserve"> </w:t>
+        <w:t>Secretari 1 (Apuntar les dades</w:t>
+      </w:r>
+      <w:r>
+        <w:t xml:space="preserve"> de la pissarra</w:t>
+      </w:r>
+      <w:r>
+        <w:t>)</w:t>
+      </w:r>
+      <w:r>
+        <w:tab/>
       </w:r>
     </w:p>
     <w:p>
@@ -73,6 +79,9 @@
           <w:numId w:val="7"/>
         </w:numPr>
       </w:pPr>
+      <w:r>
+        <w:t xml:space="preserve">Secretari 2 (Escriure les justificacions): </w:t>
+      </w:r>
     </w:p>
     <w:p>
       <w:pPr>
@@ -264,8 +273,8 @@
           <w:b/>
           <w:bCs/>
           <w:color w:val="4472C4" w:themeColor="accent1"/>
-          <w:sz w:val="48"/>
-          <w:szCs w:val="48"/>
+          <w:sz w:val="40"/>
+          <w:szCs w:val="40"/>
           <w14:shadow w14:blurRad="38100" w14:dist="25400" w14:dir="5400000" w14:sx="100000" w14:sy="100000" w14:kx="0" w14:ky="0" w14:algn="ctr">
             <w14:srgbClr w14:val="6E747A">
               <w14:alpha w14:val="57000"/>
@@ -285,8 +294,8 @@
         <w:rPr>
           <w:rFonts w:ascii="Ink Free" w:eastAsia="Century" w:hAnsi="Ink Free" w:cs="Century"/>
           <w:color w:val="4472C4" w:themeColor="accent1"/>
-          <w:sz w:val="48"/>
-          <w:szCs w:val="48"/>
+          <w:sz w:val="40"/>
+          <w:szCs w:val="40"/>
           <w14:shadow w14:blurRad="38100" w14:dist="25400" w14:dir="5400000" w14:sx="100000" w14:sy="100000" w14:kx="0" w14:ky="0" w14:algn="ctr">
             <w14:srgbClr w14:val="6E747A">
               <w14:alpha w14:val="57000"/>
@@ -305,8 +314,8 @@
           <w:b/>
           <w:bCs/>
           <w:color w:val="4472C4" w:themeColor="accent1"/>
-          <w:sz w:val="48"/>
-          <w:szCs w:val="48"/>
+          <w:sz w:val="40"/>
+          <w:szCs w:val="40"/>
           <w14:shadow w14:blurRad="38100" w14:dist="25400" w14:dir="5400000" w14:sx="100000" w14:sy="100000" w14:kx="0" w14:ky="0" w14:algn="ctr">
             <w14:srgbClr w14:val="6E747A">
               <w14:alpha w14:val="57000"/>
@@ -318,16 +327,14 @@
             <w14:round/>
           </w14:textOutline>
         </w:rPr>
-        <w:t>Hipòtesi</w:t>
+        <w:t xml:space="preserve">Anàlisi </w:t>
       </w:r>
       <w:r>
         <w:rPr>
           <w:rFonts w:ascii="Ink Free" w:eastAsia="Century" w:hAnsi="Ink Free" w:cs="Century"/>
-          <w:b/>
-          <w:bCs/>
           <w:color w:val="4472C4" w:themeColor="accent1"/>
-          <w:sz w:val="48"/>
-          <w:szCs w:val="48"/>
+          <w:sz w:val="40"/>
+          <w:szCs w:val="40"/>
           <w14:shadow w14:blurRad="38100" w14:dist="25400" w14:dir="5400000" w14:sx="100000" w14:sy="100000" w14:kx="0" w14:ky="0" w14:algn="ctr">
             <w14:srgbClr w14:val="6E747A">
               <w14:alpha w14:val="57000"/>
@@ -339,31 +346,7 @@
             <w14:round/>
           </w14:textOutline>
         </w:rPr>
-        <w:t>s</w:t>
-      </w:r>
-      <w:r>
-        <w:rPr>
-          <w:rFonts w:ascii="Ink Free" w:eastAsia="Century" w:hAnsi="Ink Free" w:cs="Century"/>
-          <w:color w:val="4472C4" w:themeColor="accent1"/>
-          <w:sz w:val="48"/>
-          <w:szCs w:val="48"/>
-          <w14:shadow w14:blurRad="38100" w14:dist="25400" w14:dir="5400000" w14:sx="100000" w14:sy="100000" w14:kx="0" w14:ky="0" w14:algn="ctr">
-            <w14:srgbClr w14:val="6E747A">
-              <w14:alpha w14:val="57000"/>
-            </w14:srgbClr>
-          </w14:shadow>
-          <w14:textOutline w14:w="0" w14:cap="flat" w14:cmpd="sng" w14:algn="ctr">
-            <w14:noFill/>
-            <w14:prstDash w14:val="solid"/>
-            <w14:round/>
-          </w14:textOutline>
-        </w:rPr>
-        <w:t xml:space="preserve"> sobre l’ampolla</w:t>
-      </w:r>
-    </w:p>
-    <w:p>
-      <w:r>
-        <w:t>Estimeu el nombre de boles de cada color que podem deduir amb la recollida conjunta:</w:t>
+        <w:t>de les dades</w:t>
       </w:r>
     </w:p>
     <w:p>
@@ -407,10 +390,10 @@
           </w14:textOutline>
         </w:rPr>
         <w:drawing>
-          <wp:inline distT="0" distB="0" distL="0" distR="0" wp14:anchorId="4F28ECEA" wp14:editId="3E16B050">
-            <wp:extent cx="4793741" cy="3824416"/>
-            <wp:effectExtent l="0" t="0" r="6985" b="5080"/>
-            <wp:docPr id="893400442" name="Picture 5"/>
+          <wp:inline distT="0" distB="0" distL="0" distR="0" wp14:anchorId="3D81C49D" wp14:editId="36609852">
+            <wp:extent cx="4727528" cy="2470826"/>
+            <wp:effectExtent l="0" t="0" r="0" b="5715"/>
+            <wp:docPr id="1592252906" name="Picture 3" descr="A spiral notebook with a spiral bound&#10;&#10;AI-generated content may be incorrect."/>
             <wp:cNvGraphicFramePr>
               <a:graphicFrameLocks xmlns:a="http://schemas.openxmlformats.org/drawingml/2006/main" noChangeAspect="1"/>
             </wp:cNvGraphicFramePr>
@@ -418,7 +401,7 @@
               <a:graphicData uri="http://schemas.openxmlformats.org/drawingml/2006/picture">
                 <pic:pic xmlns:pic="http://schemas.openxmlformats.org/drawingml/2006/picture">
                   <pic:nvPicPr>
-                    <pic:cNvPr id="0" name="Picture 8"/>
+                    <pic:cNvPr id="1592252906" name="Picture 3" descr="A spiral notebook with a spiral bound&#10;&#10;AI-generated content may be incorrect."/>
                     <pic:cNvPicPr>
                       <a:picLocks noChangeAspect="1" noChangeArrowheads="1"/>
                     </pic:cNvPicPr>
@@ -439,7 +422,7 @@
                   <pic:spPr bwMode="auto">
                     <a:xfrm>
                       <a:off x="0" y="0"/>
-                      <a:ext cx="4823988" cy="3848547"/>
+                      <a:ext cx="4742034" cy="2478407"/>
                     </a:xfrm>
                     <a:prstGeom prst="rect">
                       <a:avLst/>
@@ -462,8 +445,8 @@
         <w:rPr>
           <w:rFonts w:ascii="Ink Free" w:eastAsia="Century" w:hAnsi="Ink Free" w:cs="Century"/>
           <w:color w:val="4472C4" w:themeColor="accent1"/>
-          <w:sz w:val="48"/>
-          <w:szCs w:val="48"/>
+          <w:sz w:val="40"/>
+          <w:szCs w:val="40"/>
           <w14:shadow w14:blurRad="38100" w14:dist="25400" w14:dir="5400000" w14:sx="100000" w14:sy="100000" w14:kx="0" w14:ky="0" w14:algn="ctr">
             <w14:srgbClr w14:val="6E747A">
               <w14:alpha w14:val="57000"/>
@@ -479,9 +462,162 @@
       <w:r>
         <w:rPr>
           <w:rFonts w:ascii="Ink Free" w:eastAsia="Century" w:hAnsi="Ink Free" w:cs="Century"/>
+          <w:b/>
+          <w:bCs/>
           <w:color w:val="4472C4" w:themeColor="accent1"/>
-          <w:sz w:val="48"/>
-          <w:szCs w:val="48"/>
+          <w:sz w:val="40"/>
+          <w:szCs w:val="40"/>
+          <w14:shadow w14:blurRad="38100" w14:dist="25400" w14:dir="5400000" w14:sx="100000" w14:sy="100000" w14:kx="0" w14:ky="0" w14:algn="ctr">
+            <w14:srgbClr w14:val="6E747A">
+              <w14:alpha w14:val="57000"/>
+            </w14:srgbClr>
+          </w14:shadow>
+          <w14:textOutline w14:w="0" w14:cap="flat" w14:cmpd="sng" w14:algn="ctr">
+            <w14:noFill/>
+            <w14:prstDash w14:val="solid"/>
+            <w14:round/>
+          </w14:textOutline>
+        </w:rPr>
+        <w:t xml:space="preserve">Hipòtesis </w:t>
+      </w:r>
+      <w:r>
+        <w:rPr>
+          <w:rFonts w:ascii="Ink Free" w:eastAsia="Century" w:hAnsi="Ink Free" w:cs="Century"/>
+          <w:color w:val="4472C4" w:themeColor="accent1"/>
+          <w:sz w:val="40"/>
+          <w:szCs w:val="40"/>
+          <w14:shadow w14:blurRad="38100" w14:dist="25400" w14:dir="5400000" w14:sx="100000" w14:sy="100000" w14:kx="0" w14:ky="0" w14:algn="ctr">
+            <w14:srgbClr w14:val="6E747A">
+              <w14:alpha w14:val="57000"/>
+            </w14:srgbClr>
+          </w14:shadow>
+          <w14:textOutline w14:w="0" w14:cap="flat" w14:cmpd="sng" w14:algn="ctr">
+            <w14:noFill/>
+            <w14:prstDash w14:val="solid"/>
+            <w14:round/>
+          </w14:textOutline>
+        </w:rPr>
+        <w:t>sobre el contingut</w:t>
+      </w:r>
+    </w:p>
+    <w:p>
+      <w:pPr>
+        <w:spacing w:after="0"/>
+        <w:rPr>
+          <w:rFonts w:ascii="Ink Free" w:eastAsia="Century" w:hAnsi="Ink Free" w:cs="Century"/>
+          <w:color w:val="4472C4" w:themeColor="accent1"/>
+          <w:sz w:val="52"/>
+          <w:szCs w:val="52"/>
+          <w14:shadow w14:blurRad="38100" w14:dist="25400" w14:dir="5400000" w14:sx="100000" w14:sy="100000" w14:kx="0" w14:ky="0" w14:algn="ctr">
+            <w14:srgbClr w14:val="6E747A">
+              <w14:alpha w14:val="57000"/>
+            </w14:srgbClr>
+          </w14:shadow>
+          <w14:textOutline w14:w="0" w14:cap="flat" w14:cmpd="sng" w14:algn="ctr">
+            <w14:noFill/>
+            <w14:prstDash w14:val="solid"/>
+            <w14:round/>
+          </w14:textOutline>
+        </w:rPr>
+      </w:pPr>
+      <w:r>
+        <w:rPr>
+          <w:rFonts w:ascii="Ink Free" w:eastAsia="Century" w:hAnsi="Ink Free" w:cs="Century"/>
+          <w:noProof/>
+          <w:color w:val="4472C4" w:themeColor="accent1"/>
+          <w:sz w:val="52"/>
+          <w:szCs w:val="52"/>
+          <w14:shadow w14:blurRad="38100" w14:dist="25400" w14:dir="5400000" w14:sx="100000" w14:sy="100000" w14:kx="0" w14:ky="0" w14:algn="ctr">
+            <w14:srgbClr w14:val="6E747A">
+              <w14:alpha w14:val="57000"/>
+            </w14:srgbClr>
+          </w14:shadow>
+          <w14:textOutline w14:w="0" w14:cap="flat" w14:cmpd="sng" w14:algn="ctr">
+            <w14:noFill/>
+            <w14:prstDash w14:val="solid"/>
+            <w14:round/>
+          </w14:textOutline>
+        </w:rPr>
+        <w:drawing>
+          <wp:inline distT="0" distB="0" distL="0" distR="0" wp14:anchorId="32C06119" wp14:editId="1959D7B9">
+            <wp:extent cx="4650105" cy="1789890"/>
+            <wp:effectExtent l="0" t="0" r="0" b="1270"/>
+            <wp:docPr id="1380592539" name="Picture 4" descr="A white page with spirals&#10;&#10;AI-generated content may be incorrect."/>
+            <wp:cNvGraphicFramePr>
+              <a:graphicFrameLocks xmlns:a="http://schemas.openxmlformats.org/drawingml/2006/main" noChangeAspect="1"/>
+            </wp:cNvGraphicFramePr>
+            <a:graphic xmlns:a="http://schemas.openxmlformats.org/drawingml/2006/main">
+              <a:graphicData uri="http://schemas.openxmlformats.org/drawingml/2006/picture">
+                <pic:pic xmlns:pic="http://schemas.openxmlformats.org/drawingml/2006/picture">
+                  <pic:nvPicPr>
+                    <pic:cNvPr id="1380592539" name="Picture 4" descr="A white page with spirals&#10;&#10;AI-generated content may be incorrect."/>
+                    <pic:cNvPicPr>
+                      <a:picLocks noChangeAspect="1" noChangeArrowheads="1"/>
+                    </pic:cNvPicPr>
+                  </pic:nvPicPr>
+                  <pic:blipFill>
+                    <a:blip r:embed="rId10" cstate="print">
+                      <a:extLst>
+                        <a:ext uri="{28A0092B-C50C-407E-A947-70E740481C1C}">
+                          <a14:useLocalDpi xmlns:a14="http://schemas.microsoft.com/office/drawing/2010/main" val="0"/>
+                        </a:ext>
+                      </a:extLst>
+                    </a:blip>
+                    <a:srcRect/>
+                    <a:stretch>
+                      <a:fillRect/>
+                    </a:stretch>
+                  </pic:blipFill>
+                  <pic:spPr bwMode="auto">
+                    <a:xfrm>
+                      <a:off x="0" y="0"/>
+                      <a:ext cx="4661612" cy="1794319"/>
+                    </a:xfrm>
+                    <a:prstGeom prst="rect">
+                      <a:avLst/>
+                    </a:prstGeom>
+                    <a:noFill/>
+                    <a:ln>
+                      <a:noFill/>
+                    </a:ln>
+                  </pic:spPr>
+                </pic:pic>
+              </a:graphicData>
+            </a:graphic>
+          </wp:inline>
+        </w:drawing>
+      </w:r>
+    </w:p>
+    <w:p>
+      <w:pPr>
+        <w:spacing w:after="0"/>
+        <w:rPr>
+          <w:rFonts w:ascii="Ink Free" w:eastAsia="Century" w:hAnsi="Ink Free" w:cs="Century"/>
+          <w:b/>
+          <w:bCs/>
+          <w:color w:val="4472C4" w:themeColor="accent1"/>
+          <w:sz w:val="40"/>
+          <w:szCs w:val="40"/>
+          <w14:shadow w14:blurRad="38100" w14:dist="25400" w14:dir="5400000" w14:sx="100000" w14:sy="100000" w14:kx="0" w14:ky="0" w14:algn="ctr">
+            <w14:srgbClr w14:val="6E747A">
+              <w14:alpha w14:val="57000"/>
+            </w14:srgbClr>
+          </w14:shadow>
+          <w14:textOutline w14:w="0" w14:cap="flat" w14:cmpd="sng" w14:algn="ctr">
+            <w14:noFill/>
+            <w14:prstDash w14:val="solid"/>
+            <w14:round/>
+          </w14:textOutline>
+        </w:rPr>
+      </w:pPr>
+      <w:r>
+        <w:rPr>
+          <w:rFonts w:ascii="Ink Free" w:eastAsia="Century" w:hAnsi="Ink Free" w:cs="Century"/>
+          <w:b/>
+          <w:bCs/>
+          <w:color w:val="4472C4" w:themeColor="accent1"/>
+          <w:sz w:val="40"/>
+          <w:szCs w:val="40"/>
           <w14:shadow w14:blurRad="38100" w14:dist="25400" w14:dir="5400000" w14:sx="100000" w14:sy="100000" w14:kx="0" w14:ky="0" w14:algn="ctr">
             <w14:srgbClr w14:val="6E747A">
               <w14:alpha w14:val="57000"/>
@@ -498,22 +634,29 @@
     </w:p>
     <w:p>
       <w:r>
-        <w:t>Marqueu a on us situaríeu el vostre</w:t>
-      </w:r>
-      <w:r>
-        <w:t xml:space="preserve"> nivell </w:t>
-      </w:r>
-      <w:r>
-        <w:t>de confiança sobre les vostres hipòtesis</w:t>
-      </w:r>
-      <w:r>
-        <w:t xml:space="preserve"> finals</w:t>
-      </w:r>
-      <w:r>
-        <w:t>:</w:t>
+        <w:t>Marqueu a on us situaríeu el vostre nivell de confiança sobre les vostres hipòtesis:</w:t>
       </w:r>
     </w:p>
     <w:p>
+      <w:pPr>
+        <w:spacing w:after="0"/>
+        <w:rPr>
+          <w:rFonts w:ascii="Ink Free" w:eastAsia="Century" w:hAnsi="Ink Free" w:cs="Century"/>
+          <w:color w:val="4472C4" w:themeColor="accent1"/>
+          <w:sz w:val="52"/>
+          <w:szCs w:val="52"/>
+          <w14:shadow w14:blurRad="38100" w14:dist="25400" w14:dir="5400000" w14:sx="100000" w14:sy="100000" w14:kx="0" w14:ky="0" w14:algn="ctr">
+            <w14:srgbClr w14:val="6E747A">
+              <w14:alpha w14:val="57000"/>
+            </w14:srgbClr>
+          </w14:shadow>
+          <w14:textOutline w14:w="0" w14:cap="flat" w14:cmpd="sng" w14:algn="ctr">
+            <w14:noFill/>
+            <w14:prstDash w14:val="solid"/>
+            <w14:round/>
+          </w14:textOutline>
+        </w:rPr>
+      </w:pPr>
       <w:r>
         <w:rPr>
           <w:noProof/>
@@ -521,13 +664,13 @@
         <mc:AlternateContent>
           <mc:Choice Requires="wps">
             <w:drawing>
-              <wp:anchor distT="0" distB="0" distL="114300" distR="114300" simplePos="0" relativeHeight="251680768" behindDoc="0" locked="0" layoutInCell="1" allowOverlap="1" wp14:anchorId="1DC2C5CE" wp14:editId="4E4ADB13">
+              <wp:anchor distT="0" distB="0" distL="114300" distR="114300" simplePos="0" relativeHeight="251659264" behindDoc="0" locked="0" layoutInCell="1" allowOverlap="1" wp14:anchorId="26B58D4E" wp14:editId="1DFAAC8D">
                 <wp:simplePos x="0" y="0"/>
                 <wp:positionH relativeFrom="column">
-                  <wp:align>left</wp:align>
+                  <wp:posOffset>53249</wp:posOffset>
                 </wp:positionH>
                 <wp:positionV relativeFrom="paragraph">
-                  <wp:posOffset>296802</wp:posOffset>
+                  <wp:posOffset>420824</wp:posOffset>
                 </wp:positionV>
                 <wp:extent cx="4800600" cy="495300"/>
                 <wp:effectExtent l="0" t="0" r="0" b="0"/>
@@ -560,37 +703,19 @@
                               <w:t>Gens segur</w:t>
                             </w:r>
                             <w:r>
-                              <w:t xml:space="preserve">   </w:t>
-                            </w:r>
-                            <w:r>
-                              <w:t xml:space="preserve">          </w:t>
-                            </w:r>
-                            <w:r>
-                              <w:t xml:space="preserve"> </w:t>
+                              <w:t xml:space="preserve">              </w:t>
                             </w:r>
                             <w:r>
                               <w:t>Poc segur</w:t>
                             </w:r>
                             <w:r>
-                              <w:t xml:space="preserve">   </w:t>
-                            </w:r>
-                            <w:r>
-                              <w:t xml:space="preserve">        </w:t>
-                            </w:r>
-                            <w:r>
-                              <w:t xml:space="preserve">     </w:t>
+                              <w:t xml:space="preserve">                </w:t>
                             </w:r>
                             <w:r>
                               <w:t>Bastant segur</w:t>
                             </w:r>
                             <w:r>
-                              <w:t xml:space="preserve">    </w:t>
-                            </w:r>
-                            <w:r>
-                              <w:t xml:space="preserve">          </w:t>
-                            </w:r>
-                            <w:r>
-                              <w:t xml:space="preserve">     </w:t>
+                              <w:t xml:space="preserve">                   </w:t>
                             </w:r>
                             <w:r>
                               <w:t>Totalment segur</w:t>
@@ -618,11 +743,11 @@
           </mc:Choice>
           <mc:Fallback>
             <w:pict>
-              <v:shapetype w14:anchorId="1DC2C5CE" id="_x0000_t202" coordsize="21600,21600" o:spt="202" path="m,l,21600r21600,l21600,xe">
+              <v:shapetype w14:anchorId="26B58D4E" id="_x0000_t202" coordsize="21600,21600" o:spt="202" path="m,l,21600r21600,l21600,xe">
                 <v:stroke joinstyle="miter"/>
                 <v:path gradientshapeok="t" o:connecttype="rect"/>
               </v:shapetype>
-              <v:shape id="Text Box 1" o:spid="_x0000_s1026" type="#_x0000_t202" style="position:absolute;margin-left:0;margin-top:23.35pt;width:378pt;height:39pt;z-index:251680768;visibility:visible;mso-wrap-style:square;mso-width-percent:0;mso-height-percent:0;mso-wrap-distance-left:9pt;mso-wrap-distance-top:0;mso-wrap-distance-right:9pt;mso-wrap-distance-bottom:0;mso-position-horizontal:left;mso-position-horizontal-relative:text;mso-position-vertical:absolute;mso-position-vertical-relative:text;mso-width-percent:0;mso-height-percent:0;mso-width-relative:margin;mso-height-relative:margin;v-text-anchor:top" o:gfxdata="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" fillcolor="white [3201]" stroked="f" strokeweight=".5pt">
+              <v:shape id="Text Box 1" o:spid="_x0000_s1026" type="#_x0000_t202" style="position:absolute;margin-left:4.2pt;margin-top:33.15pt;width:378pt;height:39pt;z-index:251659264;visibility:visible;mso-wrap-style:square;mso-width-percent:0;mso-height-percent:0;mso-wrap-distance-left:9pt;mso-wrap-distance-top:0;mso-wrap-distance-right:9pt;mso-wrap-distance-bottom:0;mso-position-horizontal:absolute;mso-position-horizontal-relative:text;mso-position-vertical:absolute;mso-position-vertical-relative:text;mso-width-percent:0;mso-height-percent:0;mso-width-relative:margin;mso-height-relative:margin;v-text-anchor:top" o:gfxdata="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" fillcolor="white [3201]" stroked="f" strokeweight=".5pt">
                 <v:textbox>
                   <w:txbxContent>
                     <w:p>
@@ -630,37 +755,19 @@
                         <w:t>Gens segur</w:t>
                       </w:r>
                       <w:r>
-                        <w:t xml:space="preserve">   </w:t>
-                      </w:r>
-                      <w:r>
-                        <w:t xml:space="preserve">          </w:t>
-                      </w:r>
-                      <w:r>
-                        <w:t xml:space="preserve"> </w:t>
+                        <w:t xml:space="preserve">              </w:t>
                       </w:r>
                       <w:r>
                         <w:t>Poc segur</w:t>
                       </w:r>
                       <w:r>
-                        <w:t xml:space="preserve">   </w:t>
-                      </w:r>
-                      <w:r>
-                        <w:t xml:space="preserve">        </w:t>
-                      </w:r>
-                      <w:r>
-                        <w:t xml:space="preserve">     </w:t>
+                        <w:t xml:space="preserve">                </w:t>
                       </w:r>
                       <w:r>
                         <w:t>Bastant segur</w:t>
                       </w:r>
                       <w:r>
-                        <w:t xml:space="preserve">    </w:t>
-                      </w:r>
-                      <w:r>
-                        <w:t xml:space="preserve">          </w:t>
-                      </w:r>
-                      <w:r>
-                        <w:t xml:space="preserve">     </w:t>
+                        <w:t xml:space="preserve">                   </w:t>
                       </w:r>
                       <w:r>
                         <w:t>Totalment segur</w:t>
@@ -680,13 +787,13 @@
         <mc:AlternateContent>
           <mc:Choice Requires="wps">
             <w:drawing>
-              <wp:anchor distT="0" distB="0" distL="114300" distR="114300" simplePos="0" relativeHeight="251681792" behindDoc="0" locked="0" layoutInCell="1" allowOverlap="1" wp14:anchorId="5BFC566C" wp14:editId="1292A82A">
+              <wp:anchor distT="0" distB="0" distL="114300" distR="114300" simplePos="0" relativeHeight="251660288" behindDoc="0" locked="0" layoutInCell="1" allowOverlap="1" wp14:anchorId="34BA4E14" wp14:editId="6A521939">
                 <wp:simplePos x="0" y="0"/>
                 <wp:positionH relativeFrom="column">
-                  <wp:posOffset>477056</wp:posOffset>
+                  <wp:posOffset>477157</wp:posOffset>
                 </wp:positionH>
                 <wp:positionV relativeFrom="paragraph">
-                  <wp:posOffset>105324</wp:posOffset>
+                  <wp:posOffset>175804</wp:posOffset>
                 </wp:positionV>
                 <wp:extent cx="3586843" cy="0"/>
                 <wp:effectExtent l="57150" t="57150" r="71120" b="57150"/>
@@ -739,7 +846,7 @@
           </mc:Choice>
           <mc:Fallback>
             <w:pict>
-              <v:line w14:anchorId="06AEE858" id="Straight Connector 2" o:spid="_x0000_s1026" style="position:absolute;flip:y;z-index:251681792;visibility:visible;mso-wrap-style:square;mso-height-percent:0;mso-wrap-distance-left:9pt;mso-wrap-distance-top:0;mso-wrap-distance-right:9pt;mso-wrap-distance-bottom:0;mso-position-horizontal:absolute;mso-position-horizontal-relative:text;mso-position-vertical:absolute;mso-position-vertical-relative:text;mso-height-percent:0;mso-height-relative:margin" from="37.55pt,8.3pt" to="320pt,8.3pt" o:gfxdata="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" strokecolor="black [3213]" strokeweight="2.25pt">
+              <v:line w14:anchorId="05AAC84A" id="Straight Connector 2" o:spid="_x0000_s1026" style="position:absolute;flip:y;z-index:251660288;visibility:visible;mso-wrap-style:square;mso-height-percent:0;mso-wrap-distance-left:9pt;mso-wrap-distance-top:0;mso-wrap-distance-right:9pt;mso-wrap-distance-bottom:0;mso-position-horizontal:absolute;mso-position-horizontal-relative:text;mso-position-vertical:absolute;mso-position-vertical-relative:text;mso-height-percent:0;mso-height-relative:margin" from="37.55pt,13.85pt" to="320pt,13.85pt" o:gfxdata="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" strokecolor="black [3213]" strokeweight="2.25pt">
                 <v:stroke startarrow="oval" endarrow="oval" joinstyle="miter"/>
               </v:line>
             </w:pict>
@@ -748,12 +855,12 @@
       </w:r>
     </w:p>
     <w:sectPr>
-      <w:headerReference w:type="even" r:id="rId10"/>
-      <w:headerReference w:type="default" r:id="rId11"/>
-      <w:footerReference w:type="even" r:id="rId12"/>
-      <w:footerReference w:type="default" r:id="rId13"/>
-      <w:headerReference w:type="first" r:id="rId14"/>
-      <w:footerReference w:type="first" r:id="rId15"/>
+      <w:headerReference w:type="even" r:id="rId11"/>
+      <w:headerReference w:type="default" r:id="rId12"/>
+      <w:footerReference w:type="even" r:id="rId13"/>
+      <w:footerReference w:type="default" r:id="rId14"/>
+      <w:headerReference w:type="first" r:id="rId15"/>
+      <w:footerReference w:type="first" r:id="rId16"/>
       <w:type w:val="continuous"/>
       <w:pgSz w:w="16838" w:h="11906" w:orient="landscape"/>
       <w:pgMar w:top="720" w:right="720" w:bottom="720" w:left="720" w:header="709" w:footer="709" w:gutter="0"/>

--- a/REI-Recogida-de-datos/04 - Fase 3 - Informe.docx
+++ b/REI-Recogida-de-datos/04 - Fase 3 - Informe.docx
@@ -932,6 +932,7 @@
         <w:docPartUnique/>
       </w:docPartObj>
     </w:sdtPr>
+    <w:sdtEndPr/>
     <w:sdtContent>
       <w:p>
         <w:pPr>
@@ -1093,6 +1094,84 @@
     </w:pPr>
     <w:r>
       <w:rPr>
+        <w:noProof/>
+      </w:rPr>
+      <w:drawing>
+        <wp:anchor distT="0" distB="0" distL="114300" distR="114300" simplePos="0" relativeHeight="251668480" behindDoc="0" locked="0" layoutInCell="1" allowOverlap="1" wp14:anchorId="6B8E4C6B" wp14:editId="75B52B2F">
+          <wp:simplePos x="0" y="0"/>
+          <wp:positionH relativeFrom="column">
+            <wp:posOffset>7672705</wp:posOffset>
+          </wp:positionH>
+          <wp:positionV relativeFrom="paragraph">
+            <wp:posOffset>-314878</wp:posOffset>
+          </wp:positionV>
+          <wp:extent cx="2092960" cy="556895"/>
+          <wp:effectExtent l="0" t="0" r="2540" b="0"/>
+          <wp:wrapNone/>
+          <wp:docPr id="616438139" name="Picture 2" descr="A grey square with white text&#10;&#10;AI-generated content may be incorrect.">
+            <a:extLst xmlns:a="http://schemas.openxmlformats.org/drawingml/2006/main">
+              <a:ext uri="{FF2B5EF4-FFF2-40B4-BE49-F238E27FC236}">
+                <a16:creationId xmlns:a16="http://schemas.microsoft.com/office/drawing/2014/main" id="{2ADF4236-C311-988C-1EAF-F33444BF8989}"/>
+              </a:ext>
+            </a:extLst>
+          </wp:docPr>
+          <wp:cNvGraphicFramePr>
+            <a:graphicFrameLocks xmlns:a="http://schemas.openxmlformats.org/drawingml/2006/main" noChangeAspect="1"/>
+          </wp:cNvGraphicFramePr>
+          <a:graphic xmlns:a="http://schemas.openxmlformats.org/drawingml/2006/main">
+            <a:graphicData uri="http://schemas.openxmlformats.org/drawingml/2006/picture">
+              <pic:pic xmlns:pic="http://schemas.openxmlformats.org/drawingml/2006/picture">
+                <pic:nvPicPr>
+                  <pic:cNvPr id="1026" name="Picture 2" descr="A grey square with white text&#10;&#10;AI-generated content may be incorrect.">
+                    <a:extLst>
+                      <a:ext uri="{FF2B5EF4-FFF2-40B4-BE49-F238E27FC236}">
+                        <a16:creationId xmlns:a16="http://schemas.microsoft.com/office/drawing/2014/main" id="{2ADF4236-C311-988C-1EAF-F33444BF8989}"/>
+                      </a:ext>
+                    </a:extLst>
+                  </pic:cNvPr>
+                  <pic:cNvPicPr>
+                    <a:picLocks noChangeAspect="1"/>
+                  </pic:cNvPicPr>
+                </pic:nvPicPr>
+                <pic:blipFill rotWithShape="1">
+                  <a:blip r:embed="rId1">
+                    <a:extLst>
+                      <a:ext uri="{28A0092B-C50C-407E-A947-70E740481C1C}">
+                        <a14:useLocalDpi xmlns:a14="http://schemas.microsoft.com/office/drawing/2010/main" val="0"/>
+                      </a:ext>
+                    </a:extLst>
+                  </a:blip>
+                  <a:srcRect r="18171" b="16231"/>
+                  <a:stretch>
+                    <a:fillRect/>
+                  </a:stretch>
+                </pic:blipFill>
+                <pic:spPr bwMode="auto">
+                  <a:xfrm>
+                    <a:off x="0" y="0"/>
+                    <a:ext cx="2092960" cy="556895"/>
+                  </a:xfrm>
+                  <a:prstGeom prst="rect">
+                    <a:avLst/>
+                  </a:prstGeom>
+                  <a:noFill/>
+                  <a:ln>
+                    <a:noFill/>
+                  </a:ln>
+                  <a:extLst>
+                    <a:ext uri="{53640926-AAD7-44D8-BBD7-CCE9431645EC}">
+                      <a14:shadowObscured xmlns:a14="http://schemas.microsoft.com/office/drawing/2010/main"/>
+                    </a:ext>
+                  </a:extLst>
+                </pic:spPr>
+              </pic:pic>
+            </a:graphicData>
+          </a:graphic>
+        </wp:anchor>
+      </w:drawing>
+    </w:r>
+    <w:r>
+      <w:rPr>
         <w:rFonts w:ascii="Ink Free" w:eastAsia="Century" w:hAnsi="Ink Free" w:cs="Century"/>
         <w:b/>
         <w:bCs/>
@@ -1137,7 +1216,7 @@
                   </pic:cNvPicPr>
                 </pic:nvPicPr>
                 <pic:blipFill>
-                  <a:blip r:embed="rId1">
+                  <a:blip r:embed="rId2">
                     <a:extLst>
                       <a:ext uri="{28A0092B-C50C-407E-A947-70E740481C1C}">
                         <a14:useLocalDpi xmlns:a14="http://schemas.microsoft.com/office/drawing/2010/main" val="0"/>
@@ -1218,7 +1297,7 @@
                         <pic:cNvPicPr/>
                       </pic:nvPicPr>
                       <pic:blipFill rotWithShape="1">
-                        <a:blip r:embed="rId2">
+                        <a:blip r:embed="rId3">
                           <a:alphaModFix amt="20000"/>
                         </a:blip>
                         <a:srcRect/>
@@ -1244,7 +1323,7 @@
                         <pic:cNvPicPr/>
                       </pic:nvPicPr>
                       <pic:blipFill rotWithShape="1">
-                        <a:blip r:embed="rId3">
+                        <a:blip r:embed="rId4">
                           <a:alphaModFix amt="20000"/>
                         </a:blip>
                         <a:srcRect/>
@@ -1270,7 +1349,7 @@
                         <pic:cNvPicPr/>
                       </pic:nvPicPr>
                       <pic:blipFill rotWithShape="1">
-                        <a:blip r:embed="rId4">
+                        <a:blip r:embed="rId5">
                           <a:clrChange>
                             <a:clrFrom>
                               <a:srgbClr val="FFFFFF"/>
@@ -1335,13 +1414,13 @@
                 <o:lock v:ext="edit" aspectratio="t"/>
               </v:shapetype>
               <v:shape id="Google Shape;25;p3" o:spid="_x0000_s1027" type="#_x0000_t75" alt="A red circle with black background&#10;&#10;Description automatically generated" style="position:absolute;left:326;top:1115;width:5880;height:5880;visibility:visible;mso-wrap-style:square" o:gfxdata="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">
-                <v:imagedata r:id="rId5" o:title="A red circle with black background&#10;&#10;Description automatically generated"/>
+                <v:imagedata r:id="rId6" o:title="A red circle with black background&#10;&#10;Description automatically generated"/>
               </v:shape>
               <v:shape id="Google Shape;26;p3" o:spid="_x0000_s1028" type="#_x0000_t75" alt="A purple square with black border&#10;&#10;Description automatically generated" style="position:absolute;left:5851;width:4152;height:4152;rotation:45;visibility:visible;mso-wrap-style:square" o:gfxdata="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">
-                <v:imagedata r:id="rId6" o:title="A purple square with black border&#10;&#10;Description automatically generated"/>
+                <v:imagedata r:id="rId7" o:title="A purple square with black border&#10;&#10;Description automatically generated"/>
               </v:shape>
               <v:shape id="Google Shape;33;p4" o:spid="_x0000_s1029" type="#_x0000_t75" alt="Imatge que conté Font, Gràfics, logotip, blanc&#10;&#10;Descripció generada automàticament" style="position:absolute;top:1387;width:10528;height:3188;visibility:visible;mso-wrap-style:square" o:gfxdata="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">
-                <v:imagedata r:id="rId7" o:title="Imatge que conté Font, Gràfics, logotip, blanc&#10;&#10;Descripció generada automàticament" chromakey="white" gain="19661f" blacklevel="22938f"/>
+                <v:imagedata r:id="rId8" o:title="Imatge que conté Font, Gràfics, logotip, blanc&#10;&#10;Descripció generada automàticament" chromakey="white" gain="19661f" blacklevel="22938f"/>
               </v:shape>
               <w10:wrap anchorx="margin"/>
             </v:group>
